--- a/About/Tiny township brainstorming.docx
+++ b/About/Tiny township brainstorming.docx
@@ -2161,12 +2161,17 @@
           <w:ilvl w:val="1"/>
           <w:numId w:val="4"/>
         </w:numPr>
-      </w:pPr>
-      <w:r>
-        <w:t xml:space="preserve">Citizens will mostly travel between home and work with semi randomised pathing to create variety (weighted random choice between possible routes between the 2) behaviour inside work place will only be simulated if player enters the building, </w:t>
-      </w:r>
-      <w:r>
-        <w:t xml:space="preserve">where they will craft or produce the items and move them to storage, this poses will be mimicked by a simple delay timer when player is out of the buildings this will also help with process efficiency because time wont have to be exact, the “production” movement of items and such can be held back a few milliseconds until other processes are finished. </w:t>
+        <w:rPr>
+          <w:sz w:val="20"/>
+          <w:szCs w:val="20"/>
+        </w:rPr>
+      </w:pPr>
+      <w:r>
+        <w:rPr>
+          <w:sz w:val="20"/>
+          <w:szCs w:val="20"/>
+        </w:rPr>
+        <w:t xml:space="preserve">Citizens will mostly travel between home and work with semi randomised pathing to create variety (weighted random choice between possible routes between the 2) </w:t>
       </w:r>
     </w:p>
     <w:p>
@@ -2176,8 +2181,333 @@
           <w:ilvl w:val="1"/>
           <w:numId w:val="4"/>
         </w:numPr>
-      </w:pPr>
-      <w:r>
+        <w:rPr>
+          <w:sz w:val="20"/>
+          <w:szCs w:val="20"/>
+        </w:rPr>
+      </w:pPr>
+      <w:r>
+        <w:rPr>
+          <w:sz w:val="20"/>
+          <w:szCs w:val="20"/>
+        </w:rPr>
+        <w:t xml:space="preserve">To maintain high performance as the settlement grows, NPC production </w:t>
+      </w:r>
+      <w:proofErr w:type="spellStart"/>
+      <w:r>
+        <w:rPr>
+          <w:sz w:val="20"/>
+          <w:szCs w:val="20"/>
+        </w:rPr>
+        <w:t>behaviors</w:t>
+      </w:r>
+      <w:proofErr w:type="spellEnd"/>
+      <w:r>
+        <w:rPr>
+          <w:sz w:val="20"/>
+          <w:szCs w:val="20"/>
+        </w:rPr>
+        <w:t xml:space="preserve"> are dynamically managed based on player visibility. The game will toggle between a fully animated sequence and a lightweight mathematical simulation depending on whether the player is currently inside the specific workplace.</w:t>
+      </w:r>
+    </w:p>
+    <w:p>
+      <w:pPr>
+        <w:pStyle w:val="ListParagraph"/>
+        <w:numPr>
+          <w:ilvl w:val="1"/>
+          <w:numId w:val="4"/>
+        </w:numPr>
+        <w:rPr>
+          <w:sz w:val="20"/>
+          <w:szCs w:val="20"/>
+        </w:rPr>
+      </w:pPr>
+      <w:r>
+        <w:rPr>
+          <w:sz w:val="20"/>
+          <w:szCs w:val="20"/>
+        </w:rPr>
+        <w:t>Observed State (Player Indoors):</w:t>
+      </w:r>
+    </w:p>
+    <w:p>
+      <w:pPr>
+        <w:pStyle w:val="ListParagraph"/>
+        <w:numPr>
+          <w:ilvl w:val="1"/>
+          <w:numId w:val="4"/>
+        </w:numPr>
+        <w:rPr>
+          <w:sz w:val="20"/>
+          <w:szCs w:val="20"/>
+        </w:rPr>
+      </w:pPr>
+      <w:r>
+        <w:rPr>
+          <w:sz w:val="20"/>
+          <w:szCs w:val="20"/>
+        </w:rPr>
+        <w:t>Behaviour</w:t>
+      </w:r>
+      <w:r>
+        <w:rPr>
+          <w:sz w:val="20"/>
+          <w:szCs w:val="20"/>
+        </w:rPr>
+        <w:t xml:space="preserve"> inside the workplace will be fully simulated and visualized when the player enters the building. </w:t>
+      </w:r>
+    </w:p>
+    <w:p>
+      <w:pPr>
+        <w:pStyle w:val="ListParagraph"/>
+        <w:numPr>
+          <w:ilvl w:val="1"/>
+          <w:numId w:val="4"/>
+        </w:numPr>
+        <w:rPr>
+          <w:sz w:val="20"/>
+          <w:szCs w:val="20"/>
+        </w:rPr>
+      </w:pPr>
+      <w:r>
+        <w:rPr>
+          <w:sz w:val="20"/>
+          <w:szCs w:val="20"/>
+        </w:rPr>
+        <w:t xml:space="preserve">The NPC will physically navigate to the building's internal storage, remove the necessary raw materials, and walk to their designated workstation. </w:t>
+      </w:r>
+    </w:p>
+    <w:p>
+      <w:pPr>
+        <w:pStyle w:val="ListParagraph"/>
+        <w:numPr>
+          <w:ilvl w:val="1"/>
+          <w:numId w:val="4"/>
+        </w:numPr>
+        <w:rPr>
+          <w:sz w:val="20"/>
+          <w:szCs w:val="20"/>
+        </w:rPr>
+      </w:pPr>
+      <w:r>
+        <w:rPr>
+          <w:sz w:val="20"/>
+          <w:szCs w:val="20"/>
+        </w:rPr>
+        <w:t>The NPC will play specific working animations for the exact duration of the item's crafting time.</w:t>
+      </w:r>
+    </w:p>
+    <w:p>
+      <w:pPr>
+        <w:pStyle w:val="ListParagraph"/>
+        <w:numPr>
+          <w:ilvl w:val="1"/>
+          <w:numId w:val="4"/>
+        </w:numPr>
+        <w:rPr>
+          <w:sz w:val="20"/>
+          <w:szCs w:val="20"/>
+        </w:rPr>
+      </w:pPr>
+      <w:r>
+        <w:rPr>
+          <w:sz w:val="20"/>
+          <w:szCs w:val="20"/>
+        </w:rPr>
+        <w:t xml:space="preserve">Upon finishing, the NPC physically carries the item back to the storage container to deposit the finished product. </w:t>
+      </w:r>
+    </w:p>
+    <w:p>
+      <w:pPr>
+        <w:pStyle w:val="ListParagraph"/>
+        <w:numPr>
+          <w:ilvl w:val="1"/>
+          <w:numId w:val="4"/>
+        </w:numPr>
+        <w:rPr>
+          <w:sz w:val="20"/>
+          <w:szCs w:val="20"/>
+        </w:rPr>
+      </w:pPr>
+      <w:r>
+        <w:rPr>
+          <w:sz w:val="20"/>
+          <w:szCs w:val="20"/>
+        </w:rPr>
+        <w:t>Unobserved State (Player Outdoors/Absent):</w:t>
+      </w:r>
+    </w:p>
+    <w:p>
+      <w:pPr>
+        <w:pStyle w:val="ListParagraph"/>
+        <w:numPr>
+          <w:ilvl w:val="1"/>
+          <w:numId w:val="4"/>
+        </w:numPr>
+        <w:rPr>
+          <w:sz w:val="20"/>
+          <w:szCs w:val="20"/>
+        </w:rPr>
+      </w:pPr>
+      <w:r>
+        <w:rPr>
+          <w:sz w:val="20"/>
+          <w:szCs w:val="20"/>
+        </w:rPr>
+        <w:t>When the player is outside the building, physical pathfinding and animations within that building are entirely suspended to save CPU resources.</w:t>
+      </w:r>
+    </w:p>
+    <w:p>
+      <w:pPr>
+        <w:pStyle w:val="ListParagraph"/>
+        <w:numPr>
+          <w:ilvl w:val="1"/>
+          <w:numId w:val="4"/>
+        </w:numPr>
+        <w:rPr>
+          <w:sz w:val="20"/>
+          <w:szCs w:val="20"/>
+        </w:rPr>
+      </w:pPr>
+      <w:r>
+        <w:rPr>
+          <w:sz w:val="20"/>
+          <w:szCs w:val="20"/>
+        </w:rPr>
+        <w:t>The production cycle converts to a background mathematical timer.</w:t>
+      </w:r>
+    </w:p>
+    <w:p>
+      <w:pPr>
+        <w:pStyle w:val="ListParagraph"/>
+        <w:numPr>
+          <w:ilvl w:val="1"/>
+          <w:numId w:val="4"/>
+        </w:numPr>
+        <w:rPr>
+          <w:sz w:val="20"/>
+          <w:szCs w:val="20"/>
+        </w:rPr>
+      </w:pPr>
+      <w:r>
+        <w:rPr>
+          <w:sz w:val="20"/>
+          <w:szCs w:val="20"/>
+        </w:rPr>
+        <w:t xml:space="preserve">The cycle duration is calculated simply as: </w:t>
+      </w:r>
+      <w:r>
+        <w:rPr>
+          <w:rStyle w:val="HTMLCode"/>
+          <w:rFonts w:ascii="Arial" w:eastAsiaTheme="minorHAnsi" w:hAnsi="Arial" w:cs="Arial"/>
+        </w:rPr>
+        <w:t>Estimated Walk Time + Production Time Per Item</w:t>
+      </w:r>
+      <w:r>
+        <w:rPr>
+          <w:sz w:val="20"/>
+          <w:szCs w:val="20"/>
+        </w:rPr>
+        <w:t>.</w:t>
+      </w:r>
+    </w:p>
+    <w:p>
+      <w:pPr>
+        <w:pStyle w:val="ListParagraph"/>
+        <w:numPr>
+          <w:ilvl w:val="1"/>
+          <w:numId w:val="4"/>
+        </w:numPr>
+        <w:rPr>
+          <w:sz w:val="20"/>
+          <w:szCs w:val="20"/>
+        </w:rPr>
+      </w:pPr>
+      <w:r>
+        <w:rPr>
+          <w:sz w:val="20"/>
+          <w:szCs w:val="20"/>
+        </w:rPr>
+        <w:t>Items are automatically deducted from the input inventory and added to the output inventory exactly when this timer completes.</w:t>
+      </w:r>
+    </w:p>
+    <w:p>
+      <w:pPr>
+        <w:pStyle w:val="ListParagraph"/>
+        <w:numPr>
+          <w:ilvl w:val="1"/>
+          <w:numId w:val="4"/>
+        </w:numPr>
+        <w:rPr>
+          <w:sz w:val="20"/>
+          <w:szCs w:val="20"/>
+        </w:rPr>
+      </w:pPr>
+      <w:r>
+        <w:rPr>
+          <w:sz w:val="20"/>
+          <w:szCs w:val="20"/>
+        </w:rPr>
+        <w:t>Bulk Production &amp; Efficiency Scaling:</w:t>
+      </w:r>
+    </w:p>
+    <w:p>
+      <w:pPr>
+        <w:pStyle w:val="ListParagraph"/>
+        <w:numPr>
+          <w:ilvl w:val="1"/>
+          <w:numId w:val="4"/>
+        </w:numPr>
+        <w:rPr>
+          <w:sz w:val="20"/>
+          <w:szCs w:val="20"/>
+        </w:rPr>
+      </w:pPr>
+      <w:r>
+        <w:rPr>
+          <w:sz w:val="20"/>
+          <w:szCs w:val="20"/>
+        </w:rPr>
+        <w:t>If an NPC is queued to produce multiple items while unobserved, the simulation streamlines the process by multiplying the base production time by the batch amount.</w:t>
+      </w:r>
+    </w:p>
+    <w:p>
+      <w:pPr>
+        <w:pStyle w:val="ListParagraph"/>
+        <w:numPr>
+          <w:ilvl w:val="1"/>
+          <w:numId w:val="4"/>
+        </w:numPr>
+        <w:rPr>
+          <w:sz w:val="20"/>
+          <w:szCs w:val="20"/>
+        </w:rPr>
+      </w:pPr>
+      <w:r>
+        <w:rPr>
+          <w:sz w:val="20"/>
+          <w:szCs w:val="20"/>
+        </w:rPr>
+        <w:t>This mathematical approach directly supports bulk production efficiency upgrades. For example, higher-level crafters or specific guild upgrades can reduce the time multiplier for large batches, representing the NPC processing multiple items simultaneously without the player needing to observe the physical animations.</w:t>
+      </w:r>
+    </w:p>
+    <w:p>
+      <w:pPr>
+        <w:pStyle w:val="ListParagraph"/>
+        <w:numPr>
+          <w:ilvl w:val="1"/>
+          <w:numId w:val="4"/>
+        </w:numPr>
+        <w:rPr>
+          <w:sz w:val="20"/>
+          <w:szCs w:val="20"/>
+        </w:rPr>
+      </w:pPr>
+      <w:r>
+        <w:rPr>
+          <w:sz w:val="20"/>
+          <w:szCs w:val="20"/>
+        </w:rPr>
         <w:t>Resource collectors will just keep collecting until storage is full, produces/crafters will create resources on request if there is none of the requested items in storage.</w:t>
       </w:r>
     </w:p>
@@ -2188,8 +2518,16 @@
           <w:ilvl w:val="1"/>
           <w:numId w:val="4"/>
         </w:numPr>
-      </w:pPr>
-      <w:r>
+        <w:rPr>
+          <w:sz w:val="20"/>
+          <w:szCs w:val="20"/>
+        </w:rPr>
+      </w:pPr>
+      <w:r>
+        <w:rPr>
+          <w:sz w:val="20"/>
+          <w:szCs w:val="20"/>
+        </w:rPr>
         <w:t>Jobs will be assigned by the player to npcs that have necessary skills/specialization to do a job role.</w:t>
       </w:r>
     </w:p>
@@ -2200,8 +2538,16 @@
           <w:ilvl w:val="1"/>
           <w:numId w:val="4"/>
         </w:numPr>
-      </w:pPr>
-      <w:r>
+        <w:rPr>
+          <w:sz w:val="20"/>
+          <w:szCs w:val="20"/>
+        </w:rPr>
+      </w:pPr>
+      <w:r>
+        <w:rPr>
+          <w:sz w:val="20"/>
+          <w:szCs w:val="20"/>
+        </w:rPr>
         <w:t xml:space="preserve">Npcs will retreat to homes or safe locations during curfew or if town is attacked </w:t>
       </w:r>
     </w:p>
@@ -2212,8 +2558,16 @@
           <w:ilvl w:val="1"/>
           <w:numId w:val="4"/>
         </w:numPr>
-      </w:pPr>
-      <w:r>
+        <w:rPr>
+          <w:sz w:val="20"/>
+          <w:szCs w:val="20"/>
+        </w:rPr>
+      </w:pPr>
+      <w:r>
+        <w:rPr>
+          <w:sz w:val="20"/>
+          <w:szCs w:val="20"/>
+        </w:rPr>
         <w:t xml:space="preserve">Guards who don’t have sentry positions will patrol the town </w:t>
       </w:r>
     </w:p>
@@ -2224,8 +2578,16 @@
           <w:ilvl w:val="1"/>
           <w:numId w:val="4"/>
         </w:numPr>
-      </w:pPr>
-      <w:r>
+        <w:rPr>
+          <w:sz w:val="20"/>
+          <w:szCs w:val="20"/>
+        </w:rPr>
+      </w:pPr>
+      <w:r>
+        <w:rPr>
+          <w:sz w:val="20"/>
+          <w:szCs w:val="20"/>
+        </w:rPr>
         <w:t>Unemployed people/ children will randomly roam the town during day, occasionally visiting different buildings and triggering a chance to learn the base skills of those buildings</w:t>
       </w:r>
     </w:p>
@@ -2276,6 +2638,7 @@
           <w:sz w:val="20"/>
           <w:szCs w:val="20"/>
         </w:rPr>
+        <w:lastRenderedPageBreak/>
         <w:t xml:space="preserve">Many things affect moral, for the town economic policy such as communism makes </w:t>
       </w:r>
       <w:r>
@@ -2416,7 +2779,6 @@
           <w:sz w:val="32"/>
           <w:szCs w:val="40"/>
         </w:rPr>
-        <w:lastRenderedPageBreak/>
         <w:t>Hauling System:</w:t>
       </w:r>
       <w:r>
@@ -2728,6 +3090,7 @@
           <w:sz w:val="20"/>
           <w:szCs w:val="20"/>
         </w:rPr>
+        <w:lastRenderedPageBreak/>
         <w:t>Also special books can be given to them</w:t>
       </w:r>
       <w:r>
@@ -3144,8 +3507,17 @@
           <w:sz w:val="20"/>
           <w:szCs w:val="20"/>
         </w:rPr>
-        <w:t>Different areas will have different animals that can spawn in them such as areas of dense forest can spawn deer, and wolves,  grass planes  can spawn rabbits and horses.</w:t>
-      </w:r>
+        <w:t xml:space="preserve">Different areas will have different animals that can spawn in them such as areas of dense forest can spawn deer, and </w:t>
+      </w:r>
+      <w:proofErr w:type="gramStart"/>
+      <w:r>
+        <w:rPr>
+          <w:sz w:val="20"/>
+          <w:szCs w:val="20"/>
+        </w:rPr>
+        <w:t>wolves,  grass</w:t>
+      </w:r>
+      <w:proofErr w:type="gramEnd"/>
       <w:r>
         <w:rPr>
           <w:sz w:val="20"/>
@@ -3153,6 +3525,29 @@
         </w:rPr>
         <w:t xml:space="preserve"> </w:t>
       </w:r>
+      <w:proofErr w:type="gramStart"/>
+      <w:r>
+        <w:rPr>
+          <w:sz w:val="20"/>
+          <w:szCs w:val="20"/>
+        </w:rPr>
+        <w:t>planes  can</w:t>
+      </w:r>
+      <w:proofErr w:type="gramEnd"/>
+      <w:r>
+        <w:rPr>
+          <w:sz w:val="20"/>
+          <w:szCs w:val="20"/>
+        </w:rPr>
+        <w:t xml:space="preserve"> spawn rabbits and horses.</w:t>
+      </w:r>
+      <w:r>
+        <w:rPr>
+          <w:sz w:val="20"/>
+          <w:szCs w:val="20"/>
+        </w:rPr>
+        <w:t xml:space="preserve"> </w:t>
+      </w:r>
     </w:p>
     <w:p>
       <w:pPr>
@@ -3171,7 +3566,23 @@
           <w:sz w:val="20"/>
           <w:szCs w:val="20"/>
         </w:rPr>
-        <w:t>Nearly all animals will be passive by nature unless attacked at which time many will turn hostile, the only exceptions are wolves if more than 2 are together, an deer will always run except if they are stags then they may fight</w:t>
+        <w:t xml:space="preserve">Nearly all animals will be passive by nature unless attacked at which time many will turn hostile, the only exceptions are wolves if more than 2 are together, </w:t>
+      </w:r>
+      <w:proofErr w:type="gramStart"/>
+      <w:r>
+        <w:rPr>
+          <w:sz w:val="20"/>
+          <w:szCs w:val="20"/>
+        </w:rPr>
+        <w:t>an</w:t>
+      </w:r>
+      <w:proofErr w:type="gramEnd"/>
+      <w:r>
+        <w:rPr>
+          <w:sz w:val="20"/>
+          <w:szCs w:val="20"/>
+        </w:rPr>
+        <w:t xml:space="preserve"> deer will always run except if they are stags then they may fight</w:t>
       </w:r>
     </w:p>
     <w:p>
@@ -3450,7 +3861,23 @@
           <w:sz w:val="20"/>
           <w:szCs w:val="20"/>
         </w:rPr>
-        <w:t xml:space="preserve"> that have reached over level 10 in a profession and learn the profession,  the difference in progression between </w:t>
+        <w:t xml:space="preserve"> that have reached over level 10 in a profession and learn the </w:t>
+      </w:r>
+      <w:proofErr w:type="gramStart"/>
+      <w:r>
+        <w:rPr>
+          <w:sz w:val="20"/>
+          <w:szCs w:val="20"/>
+        </w:rPr>
+        <w:t>profession,  the</w:t>
+      </w:r>
+      <w:proofErr w:type="gramEnd"/>
+      <w:r>
+        <w:rPr>
+          <w:sz w:val="20"/>
+          <w:szCs w:val="20"/>
+        </w:rPr>
+        <w:t xml:space="preserve"> difference in progression between </w:t>
       </w:r>
       <w:proofErr w:type="spellStart"/>
       <w:r>
@@ -3541,7 +3968,23 @@
           <w:sz w:val="20"/>
           <w:szCs w:val="20"/>
         </w:rPr>
-        <w:t xml:space="preserve"> have) then as the player progresses with that node they can unlock minor nodes (the normal skills </w:t>
+        <w:t xml:space="preserve"> have) then as the player progresses with that </w:t>
+      </w:r>
+      <w:proofErr w:type="gramStart"/>
+      <w:r>
+        <w:rPr>
+          <w:sz w:val="20"/>
+          <w:szCs w:val="20"/>
+        </w:rPr>
+        <w:t>node</w:t>
+      </w:r>
+      <w:proofErr w:type="gramEnd"/>
+      <w:r>
+        <w:rPr>
+          <w:sz w:val="20"/>
+          <w:szCs w:val="20"/>
+        </w:rPr>
+        <w:t xml:space="preserve"> they can unlock minor nodes (the normal skills </w:t>
       </w:r>
       <w:proofErr w:type="spellStart"/>
       <w:r>
@@ -3557,7 +4000,23 @@
           <w:sz w:val="20"/>
           <w:szCs w:val="20"/>
         </w:rPr>
-        <w:t xml:space="preserve"> have) until they get enough of those nodes unlocked they can enter one of the further major nodes (</w:t>
+        <w:t xml:space="preserve"> have) until they get enough of those nodes </w:t>
+      </w:r>
+      <w:proofErr w:type="gramStart"/>
+      <w:r>
+        <w:rPr>
+          <w:sz w:val="20"/>
+          <w:szCs w:val="20"/>
+        </w:rPr>
+        <w:t>unlocked</w:t>
+      </w:r>
+      <w:proofErr w:type="gramEnd"/>
+      <w:r>
+        <w:rPr>
+          <w:sz w:val="20"/>
+          <w:szCs w:val="20"/>
+        </w:rPr>
+        <w:t xml:space="preserve"> they can enter one of the further major nodes (</w:t>
       </w:r>
       <w:proofErr w:type="spellStart"/>
       <w:r>
@@ -3855,7 +4314,23 @@
           <w:sz w:val="20"/>
           <w:szCs w:val="20"/>
         </w:rPr>
-        <w:t xml:space="preserve"> this will be a 100% flexible material the all attributes will configurable and changeable with magic manipulation</w:t>
+        <w:t xml:space="preserve"> this will be a 100% flexible material </w:t>
+      </w:r>
+      <w:proofErr w:type="gramStart"/>
+      <w:r>
+        <w:rPr>
+          <w:sz w:val="20"/>
+          <w:szCs w:val="20"/>
+        </w:rPr>
+        <w:t>the all</w:t>
+      </w:r>
+      <w:proofErr w:type="gramEnd"/>
+      <w:r>
+        <w:rPr>
+          <w:sz w:val="20"/>
+          <w:szCs w:val="20"/>
+        </w:rPr>
+        <w:t xml:space="preserve"> attributes will configurable and changeable with magic manipulation</w:t>
       </w:r>
     </w:p>
     <w:p>
@@ -3995,12 +4470,37 @@
           <w:szCs w:val="20"/>
         </w:rPr>
       </w:pPr>
-      <w:r>
-        <w:rPr>
-          <w:sz w:val="20"/>
-          <w:szCs w:val="20"/>
-        </w:rPr>
-        <w:t xml:space="preserve">So for instance when there is at least 1 </w:t>
+      <w:proofErr w:type="gramStart"/>
+      <w:r>
+        <w:rPr>
+          <w:sz w:val="20"/>
+          <w:szCs w:val="20"/>
+        </w:rPr>
+        <w:t>So</w:t>
+      </w:r>
+      <w:proofErr w:type="gramEnd"/>
+      <w:r>
+        <w:rPr>
+          <w:sz w:val="20"/>
+          <w:szCs w:val="20"/>
+        </w:rPr>
+        <w:t xml:space="preserve"> for </w:t>
+      </w:r>
+      <w:proofErr w:type="gramStart"/>
+      <w:r>
+        <w:rPr>
+          <w:sz w:val="20"/>
+          <w:szCs w:val="20"/>
+        </w:rPr>
+        <w:t>instance</w:t>
+      </w:r>
+      <w:proofErr w:type="gramEnd"/>
+      <w:r>
+        <w:rPr>
+          <w:sz w:val="20"/>
+          <w:szCs w:val="20"/>
+        </w:rPr>
+        <w:t xml:space="preserve"> when there is at least 1 </w:t>
       </w:r>
       <w:proofErr w:type="spellStart"/>
       <w:r>
@@ -4146,9 +4646,9 @@
 <file path=word/numbering.xml><?xml version="1.0" encoding="utf-8"?>
 <w:numbering xmlns:wpc="http://schemas.microsoft.com/office/word/2010/wordprocessingCanvas" xmlns:cx="http://schemas.microsoft.com/office/drawing/2014/chartex" xmlns:cx1="http://schemas.microsoft.com/office/drawing/2015/9/8/chartex" xmlns:cx2="http://schemas.microsoft.com/office/drawing/2015/10/21/chartex" xmlns:cx3="http://schemas.microsoft.com/office/drawing/2016/5/9/chartex" xmlns:cx4="http://schemas.microsoft.com/office/drawing/2016/5/10/chartex" xmlns:cx5="http://schemas.microsoft.com/office/drawing/2016/5/11/chartex" xmlns:cx6="http://schemas.microsoft.com/office/drawing/2016/5/12/chartex" xmlns:cx7="http://schemas.microsoft.com/office/drawing/2016/5/13/chartex" xmlns:cx8="http://schemas.microsoft.com/office/drawing/2016/5/14/chartex" xmlns:mc="http://schemas.openxmlformats.org/markup-compatibility/2006" xmlns:aink="http://schemas.microsoft.com/office/drawing/2016/ink" xmlns:am3d="http://schemas.microsoft.com/office/drawing/2017/model3d" xmlns:o="urn:schemas-microsoft-com:office:office" xmlns:oel="http://schemas.microsoft.com/office/2019/extlst" xmlns:r="http://schemas.openxmlformats.org/officeDocument/2006/relationships" xmlns:m="http://schemas.openxmlformats.org/officeDocument/2006/math" xmlns:v="urn:schemas-microsoft-com:vml" xmlns:wp14="http://schemas.microsoft.com/office/word/2010/wordprocessingDrawing" xmlns:wp="http://schemas.openxmlformats.org/drawingml/2006/wordprocessingDrawing" xmlns:w10="urn:schemas-microsoft-com:office:word" xmlns:w="http://schemas.openxmlformats.org/wordprocessingml/2006/main" xmlns:w14="http://schemas.microsoft.com/office/word/2010/wordml" xmlns:w15="http://schemas.microsoft.com/office/word/2012/wordml" xmlns:w16cex="http://schemas.microsoft.com/office/word/2018/wordml/cex" xmlns:w16cid="http://schemas.microsoft.com/office/word/2016/wordml/cid" xmlns:w16="http://schemas.microsoft.com/office/word/2018/wordml" xmlns:w16du="http://schemas.microsoft.com/office/word/2023/wordml/word16du" xmlns:w16sdtdh="http://schemas.microsoft.com/office/word/2020/wordml/sdtdatahash" xmlns:w16sdtfl="http://schemas.microsoft.com/office/word/2024/wordml/sdtformatlock" xmlns:w16se="http://schemas.microsoft.com/office/word/2015/wordml/symex" xmlns:wpg="http://schemas.microsoft.com/office/word/2010/wordprocessingGroup" xmlns:wpi="http://schemas.microsoft.com/office/word/2010/wordprocessingInk" xmlns:wne="http://schemas.microsoft.com/office/word/2006/wordml" xmlns:wps="http://schemas.microsoft.com/office/word/2010/wordprocessingShape" mc:Ignorable="w14 w15 w16se w16cid w16 w16cex w16sdtdh w16sdtfl w16du wp14">
   <w:abstractNum w:abstractNumId="0" w15:restartNumberingAfterBreak="0">
-    <w:nsid w:val="5E0A6903"/>
+    <w:nsid w:val="3AAC0968"/>
     <w:multiLevelType w:val="multilevel"/>
-    <w:tmpl w:val="E36A0C10"/>
+    <w:tmpl w:val="5876199A"/>
     <w:lvl w:ilvl="0">
       <w:start w:val="1"/>
       <w:numFmt w:val="bullet"/>
@@ -4295,9 +4795,9 @@
     </w:lvl>
   </w:abstractNum>
   <w:abstractNum w:abstractNumId="1" w15:restartNumberingAfterBreak="0">
-    <w:nsid w:val="5E791121"/>
+    <w:nsid w:val="5E0A6903"/>
     <w:multiLevelType w:val="multilevel"/>
-    <w:tmpl w:val="B476A600"/>
+    <w:tmpl w:val="E36A0C10"/>
     <w:lvl w:ilvl="0">
       <w:start w:val="1"/>
       <w:numFmt w:val="bullet"/>
@@ -4444,9 +4944,9 @@
     </w:lvl>
   </w:abstractNum>
   <w:abstractNum w:abstractNumId="2" w15:restartNumberingAfterBreak="0">
-    <w:nsid w:val="63783A8B"/>
+    <w:nsid w:val="5E791121"/>
     <w:multiLevelType w:val="multilevel"/>
-    <w:tmpl w:val="4BF2E9A2"/>
+    <w:tmpl w:val="B476A600"/>
     <w:lvl w:ilvl="0">
       <w:start w:val="1"/>
       <w:numFmt w:val="bullet"/>
@@ -4593,9 +5093,9 @@
     </w:lvl>
   </w:abstractNum>
   <w:abstractNum w:abstractNumId="3" w15:restartNumberingAfterBreak="0">
-    <w:nsid w:val="6E917E61"/>
+    <w:nsid w:val="63783A8B"/>
     <w:multiLevelType w:val="multilevel"/>
-    <w:tmpl w:val="5876199A"/>
+    <w:tmpl w:val="4BF2E9A2"/>
     <w:lvl w:ilvl="0">
       <w:start w:val="1"/>
       <w:numFmt w:val="bullet"/>
@@ -4742,9 +5242,9 @@
     </w:lvl>
   </w:abstractNum>
   <w:abstractNum w:abstractNumId="4" w15:restartNumberingAfterBreak="0">
-    <w:nsid w:val="6EDC4054"/>
+    <w:nsid w:val="6E917E61"/>
     <w:multiLevelType w:val="multilevel"/>
-    <w:tmpl w:val="475026D0"/>
+    <w:tmpl w:val="5876199A"/>
     <w:lvl w:ilvl="0">
       <w:start w:val="1"/>
       <w:numFmt w:val="bullet"/>
@@ -4891,9 +5391,9 @@
     </w:lvl>
   </w:abstractNum>
   <w:abstractNum w:abstractNumId="5" w15:restartNumberingAfterBreak="0">
-    <w:nsid w:val="764A46E1"/>
+    <w:nsid w:val="6EDC4054"/>
     <w:multiLevelType w:val="multilevel"/>
-    <w:tmpl w:val="B6CC37FA"/>
+    <w:tmpl w:val="475026D0"/>
     <w:lvl w:ilvl="0">
       <w:start w:val="1"/>
       <w:numFmt w:val="bullet"/>
@@ -4926,7 +5426,7 @@
         <w:sz w:val="20"/>
       </w:rPr>
     </w:lvl>
-    <w:lvl w:ilvl="2">
+    <w:lvl w:ilvl="2" w:tentative="1">
       <w:start w:val="1"/>
       <w:numFmt w:val="bullet"/>
       <w:lvlText w:val=""/>
@@ -5039,23 +5539,175 @@
       </w:rPr>
     </w:lvl>
   </w:abstractNum>
+  <w:abstractNum w:abstractNumId="6" w15:restartNumberingAfterBreak="0">
+    <w:nsid w:val="764A46E1"/>
+    <w:multiLevelType w:val="multilevel"/>
+    <w:tmpl w:val="B6CC37FA"/>
+    <w:lvl w:ilvl="0">
+      <w:start w:val="1"/>
+      <w:numFmt w:val="bullet"/>
+      <w:lvlText w:val=""/>
+      <w:lvlJc w:val="left"/>
+      <w:pPr>
+        <w:tabs>
+          <w:tab w:val="num" w:pos="720"/>
+        </w:tabs>
+        <w:ind w:left="720" w:hanging="360"/>
+      </w:pPr>
+      <w:rPr>
+        <w:rFonts w:ascii="Symbol" w:hAnsi="Symbol" w:hint="default"/>
+        <w:sz w:val="20"/>
+      </w:rPr>
+    </w:lvl>
+    <w:lvl w:ilvl="1">
+      <w:start w:val="1"/>
+      <w:numFmt w:val="bullet"/>
+      <w:lvlText w:val="o"/>
+      <w:lvlJc w:val="left"/>
+      <w:pPr>
+        <w:tabs>
+          <w:tab w:val="num" w:pos="1440"/>
+        </w:tabs>
+        <w:ind w:left="1440" w:hanging="360"/>
+      </w:pPr>
+      <w:rPr>
+        <w:rFonts w:ascii="Courier New" w:hAnsi="Courier New" w:hint="default"/>
+        <w:sz w:val="20"/>
+      </w:rPr>
+    </w:lvl>
+    <w:lvl w:ilvl="2">
+      <w:start w:val="1"/>
+      <w:numFmt w:val="bullet"/>
+      <w:lvlText w:val=""/>
+      <w:lvlJc w:val="left"/>
+      <w:pPr>
+        <w:tabs>
+          <w:tab w:val="num" w:pos="2160"/>
+        </w:tabs>
+        <w:ind w:left="2160" w:hanging="360"/>
+      </w:pPr>
+      <w:rPr>
+        <w:rFonts w:ascii="Wingdings" w:hAnsi="Wingdings" w:hint="default"/>
+        <w:sz w:val="20"/>
+      </w:rPr>
+    </w:lvl>
+    <w:lvl w:ilvl="3" w:tentative="1">
+      <w:start w:val="1"/>
+      <w:numFmt w:val="bullet"/>
+      <w:lvlText w:val=""/>
+      <w:lvlJc w:val="left"/>
+      <w:pPr>
+        <w:tabs>
+          <w:tab w:val="num" w:pos="2880"/>
+        </w:tabs>
+        <w:ind w:left="2880" w:hanging="360"/>
+      </w:pPr>
+      <w:rPr>
+        <w:rFonts w:ascii="Wingdings" w:hAnsi="Wingdings" w:hint="default"/>
+        <w:sz w:val="20"/>
+      </w:rPr>
+    </w:lvl>
+    <w:lvl w:ilvl="4" w:tentative="1">
+      <w:start w:val="1"/>
+      <w:numFmt w:val="bullet"/>
+      <w:lvlText w:val=""/>
+      <w:lvlJc w:val="left"/>
+      <w:pPr>
+        <w:tabs>
+          <w:tab w:val="num" w:pos="3600"/>
+        </w:tabs>
+        <w:ind w:left="3600" w:hanging="360"/>
+      </w:pPr>
+      <w:rPr>
+        <w:rFonts w:ascii="Wingdings" w:hAnsi="Wingdings" w:hint="default"/>
+        <w:sz w:val="20"/>
+      </w:rPr>
+    </w:lvl>
+    <w:lvl w:ilvl="5" w:tentative="1">
+      <w:start w:val="1"/>
+      <w:numFmt w:val="bullet"/>
+      <w:lvlText w:val=""/>
+      <w:lvlJc w:val="left"/>
+      <w:pPr>
+        <w:tabs>
+          <w:tab w:val="num" w:pos="4320"/>
+        </w:tabs>
+        <w:ind w:left="4320" w:hanging="360"/>
+      </w:pPr>
+      <w:rPr>
+        <w:rFonts w:ascii="Wingdings" w:hAnsi="Wingdings" w:hint="default"/>
+        <w:sz w:val="20"/>
+      </w:rPr>
+    </w:lvl>
+    <w:lvl w:ilvl="6" w:tentative="1">
+      <w:start w:val="1"/>
+      <w:numFmt w:val="bullet"/>
+      <w:lvlText w:val=""/>
+      <w:lvlJc w:val="left"/>
+      <w:pPr>
+        <w:tabs>
+          <w:tab w:val="num" w:pos="5040"/>
+        </w:tabs>
+        <w:ind w:left="5040" w:hanging="360"/>
+      </w:pPr>
+      <w:rPr>
+        <w:rFonts w:ascii="Wingdings" w:hAnsi="Wingdings" w:hint="default"/>
+        <w:sz w:val="20"/>
+      </w:rPr>
+    </w:lvl>
+    <w:lvl w:ilvl="7" w:tentative="1">
+      <w:start w:val="1"/>
+      <w:numFmt w:val="bullet"/>
+      <w:lvlText w:val=""/>
+      <w:lvlJc w:val="left"/>
+      <w:pPr>
+        <w:tabs>
+          <w:tab w:val="num" w:pos="5760"/>
+        </w:tabs>
+        <w:ind w:left="5760" w:hanging="360"/>
+      </w:pPr>
+      <w:rPr>
+        <w:rFonts w:ascii="Wingdings" w:hAnsi="Wingdings" w:hint="default"/>
+        <w:sz w:val="20"/>
+      </w:rPr>
+    </w:lvl>
+    <w:lvl w:ilvl="8" w:tentative="1">
+      <w:start w:val="1"/>
+      <w:numFmt w:val="bullet"/>
+      <w:lvlText w:val=""/>
+      <w:lvlJc w:val="left"/>
+      <w:pPr>
+        <w:tabs>
+          <w:tab w:val="num" w:pos="6480"/>
+        </w:tabs>
+        <w:ind w:left="6480" w:hanging="360"/>
+      </w:pPr>
+      <w:rPr>
+        <w:rFonts w:ascii="Wingdings" w:hAnsi="Wingdings" w:hint="default"/>
+        <w:sz w:val="20"/>
+      </w:rPr>
+    </w:lvl>
+  </w:abstractNum>
   <w:num w:numId="1" w16cid:durableId="1597402585">
+    <w:abstractNumId w:val="6"/>
+  </w:num>
+  <w:num w:numId="2" w16cid:durableId="42340004">
+    <w:abstractNumId w:val="1"/>
+  </w:num>
+  <w:num w:numId="3" w16cid:durableId="1242255404">
+    <w:abstractNumId w:val="3"/>
+  </w:num>
+  <w:num w:numId="4" w16cid:durableId="1050108943">
     <w:abstractNumId w:val="5"/>
   </w:num>
-  <w:num w:numId="2" w16cid:durableId="42340004">
-    <w:abstractNumId w:val="0"/>
-  </w:num>
-  <w:num w:numId="3" w16cid:durableId="1242255404">
+  <w:num w:numId="5" w16cid:durableId="2133012495">
     <w:abstractNumId w:val="2"/>
   </w:num>
-  <w:num w:numId="4" w16cid:durableId="1050108943">
+  <w:num w:numId="6" w16cid:durableId="1262033692">
     <w:abstractNumId w:val="4"/>
   </w:num>
-  <w:num w:numId="5" w16cid:durableId="2133012495">
-    <w:abstractNumId w:val="1"/>
-  </w:num>
-  <w:num w:numId="6" w16cid:durableId="1262033692">
-    <w:abstractNumId w:val="3"/>
+  <w:num w:numId="7" w16cid:durableId="156464911">
+    <w:abstractNumId w:val="0"/>
   </w:num>
 </w:numbering>
 </file>
